--- a/Eduardo Zenardi - Entrega – 06-04-2026.docx
+++ b/Eduardo Zenardi - Entrega – 06-04-2026.docx
@@ -3813,7 +3813,27 @@
           <w:szCs w:val="24"/>
           <w:lang w:val="en-BR" w:eastAsia="pt-BR"/>
         </w:rPr>
-        <w:t xml:space="preserve"> da Chaingard</w:t>
+        <w:t xml:space="preserve"> da Chaing</w:t>
+      </w:r>
+      <w:r>
+        <w:rPr>
+          <w:rFonts w:ascii="Times New Roman" w:eastAsia="Times New Roman" w:hAnsi="Times New Roman" w:cs="Times New Roman"/>
+          <w:color w:val="000000" w:themeColor="text1"/>
+          <w:sz w:val="24"/>
+          <w:szCs w:val="24"/>
+          <w:lang w:val="en-BR" w:eastAsia="pt-BR"/>
+        </w:rPr>
+        <w:t>u</w:t>
+      </w:r>
+      <w:r>
+        <w:rPr>
+          <w:rFonts w:ascii="Times New Roman" w:eastAsia="Times New Roman" w:hAnsi="Times New Roman" w:cs="Times New Roman"/>
+          <w:color w:val="000000" w:themeColor="text1"/>
+          <w:sz w:val="24"/>
+          <w:szCs w:val="24"/>
+          <w:lang w:val="en-BR" w:eastAsia="pt-BR"/>
+        </w:rPr>
+        <w:t>ard</w:t>
       </w:r>
       <w:r>
         <w:rPr>
@@ -4855,7 +4875,7 @@
         <w:noProof/>
         <w:lang w:eastAsia="pt-BR"/>
       </w:rPr>
-      <w:pict w14:anchorId="6748A07A">
+      <w:pict w14:anchorId="5BDAEFC7">
         <v:shapetype id="_x0000_t75" coordsize="21600,21600" o:spt="75" o:preferrelative="t" path="m@4@5l@4@11@9@11@9@5xe" filled="f" stroked="f">
           <v:stroke joinstyle="miter"/>
           <v:formulas>
@@ -4918,7 +4938,7 @@
         <w:noProof/>
         <w:lang w:eastAsia="pt-BR"/>
       </w:rPr>
-      <w:pict w14:anchorId="0E61C80D">
+      <w:pict w14:anchorId="255D1F19">
         <v:shapetype id="_x0000_t75" coordsize="21600,21600" o:spt="75" o:preferrelative="t" path="m@4@5l@4@11@9@11@9@5xe" filled="f" stroked="f">
           <v:stroke joinstyle="miter"/>
           <v:formulas>
@@ -8365,9 +8385,12 @@
 </file>
 
 <file path=customXml/item1.xml><?xml version="1.0" encoding="utf-8"?>
-<p:properties xmlns:p="http://schemas.microsoft.com/office/2006/metadata/properties" xmlns:xsi="http://www.w3.org/2001/XMLSchema-instance" xmlns:pc="http://schemas.microsoft.com/office/infopath/2007/PartnerControls">
-  <documentManagement/>
-</p:properties>
+<?mso-contentType ?>
+<FormTemplates xmlns="http://schemas.microsoft.com/sharepoint/v3/contenttype/forms">
+  <Display>DocumentLibraryForm</Display>
+  <Edit>DocumentLibraryForm</Edit>
+  <New>DocumentLibraryForm</New>
+</FormTemplates>
 </file>
 
 <file path=customXml/item2.xml><?xml version="1.0" encoding="utf-8"?>
@@ -8588,19 +8611,15 @@
 </file>
 
 <file path=customXml/item3.xml><?xml version="1.0" encoding="utf-8"?>
-<?mso-contentType ?>
-<FormTemplates xmlns="http://schemas.microsoft.com/sharepoint/v3/contenttype/forms">
-  <Display>DocumentLibraryForm</Display>
-  <Edit>DocumentLibraryForm</Edit>
-  <New>DocumentLibraryForm</New>
-</FormTemplates>
+<p:properties xmlns:p="http://schemas.microsoft.com/office/2006/metadata/properties" xmlns:xsi="http://www.w3.org/2001/XMLSchema-instance" xmlns:pc="http://schemas.microsoft.com/office/infopath/2007/PartnerControls">
+  <documentManagement/>
+</p:properties>
 </file>
 
 <file path=customXml/itemProps1.xml><?xml version="1.0" encoding="utf-8"?>
-<ds:datastoreItem xmlns:ds="http://schemas.openxmlformats.org/officeDocument/2006/customXml" ds:itemID="{6F6DFC47-F813-4586-A92E-F921BCC2C8CD}">
+<ds:datastoreItem xmlns:ds="http://schemas.openxmlformats.org/officeDocument/2006/customXml" ds:itemID="{A080799D-B01C-4216-9B7C-7DA6FA8AF4E8}">
   <ds:schemaRefs>
-    <ds:schemaRef ds:uri="http://schemas.microsoft.com/office/2006/metadata/properties"/>
-    <ds:schemaRef ds:uri="http://schemas.microsoft.com/office/infopath/2007/PartnerControls"/>
+    <ds:schemaRef ds:uri="http://schemas.microsoft.com/sharepoint/v3/contenttype/forms"/>
   </ds:schemaRefs>
 </ds:datastoreItem>
 </file>
@@ -8625,9 +8644,10 @@
 </file>
 
 <file path=customXml/itemProps3.xml><?xml version="1.0" encoding="utf-8"?>
-<ds:datastoreItem xmlns:ds="http://schemas.openxmlformats.org/officeDocument/2006/customXml" ds:itemID="{A080799D-B01C-4216-9B7C-7DA6FA8AF4E8}">
+<ds:datastoreItem xmlns:ds="http://schemas.openxmlformats.org/officeDocument/2006/customXml" ds:itemID="{6F6DFC47-F813-4586-A92E-F921BCC2C8CD}">
   <ds:schemaRefs>
-    <ds:schemaRef ds:uri="http://schemas.microsoft.com/sharepoint/v3/contenttype/forms"/>
+    <ds:schemaRef ds:uri="http://schemas.microsoft.com/office/2006/metadata/properties"/>
+    <ds:schemaRef ds:uri="http://schemas.microsoft.com/office/infopath/2007/PartnerControls"/>
   </ds:schemaRefs>
 </ds:datastoreItem>
 </file>